--- a/recursos/comercial/INDUCCION_COMERCIAL/ACLARACION_BECAS_CUOTAS.docx
+++ b/recursos/comercial/INDUCCION_COMERCIAL/ACLARACION_BECAS_CUOTAS.docx
@@ -63,7 +63,7 @@
           <w:b w:val="0"/>
           <w:sz w:val="20"/>
         </w:rPr>
-        <w:t>· QUIÉN es define la columna: Transformación (estrato 1-2 con soporte), General (todos los demás), Ejecutivo (paga su empresa).</w:t>
+        <w:t>· QUIÉN es define la columna: Transformación (estrato 1-2 con soporte, O afiliado a Cajasan con carné o certificado vigente, sin importar estrato), General (todos los demás), Ejecutivo (paga su empresa).</w:t>
       </w:r>
     </w:p>
     <w:p>

--- a/recursos/comercial/INDUCCION_COMERCIAL/ACLARACION_BECAS_CUOTAS.docx
+++ b/recursos/comercial/INDUCCION_COMERCIAL/ACLARACION_BECAS_CUOTAS.docx
@@ -503,7 +503,7 @@
           <w:b w:val="0"/>
           <w:sz w:val="20"/>
         </w:rPr>
-        <w:t>· Cesantías, crédito de un tercero o tarjeta = CONTADO para nosotros: beca de contado y sin interés nuestro (tarjeta de crédito: +5% por costo de transacción).</w:t>
+        <w:t>· Cesantías, crédito de un tercero o tarjeta = CONTADO para nosotros: beca de contado y sin interés nuestro. Por tarjeta no se cobra ningún recargo.</w:t>
       </w:r>
     </w:p>
     <w:p>

--- a/recursos/comercial/INDUCCION_COMERCIAL/ACLARACION_BECAS_CUOTAS.docx
+++ b/recursos/comercial/INDUCCION_COMERCIAL/ACLARACION_BECAS_CUOTAS.docx
@@ -503,7 +503,7 @@
           <w:b w:val="0"/>
           <w:sz w:val="20"/>
         </w:rPr>
-        <w:t>· Cesantías, crédito de un tercero o tarjeta = CONTADO para nosotros: beca de contado y sin interés nuestro. Por tarjeta no se cobra ningún recargo.</w:t>
+        <w:t>· Cesantías, crédito de un tercero o tarjeta = CONTADO para nosotros: beca de contado y sin interés nuestro. Las condiciones del pago con tarjeta se tratan en la cita.</w:t>
       </w:r>
     </w:p>
     <w:p>
